--- a/Bbbb-Pau/B602-2Th.docx
+++ b/Bbbb-Pau/B602-2Th.docx
@@ -13,7 +13,7 @@
           <w:color w:val="C00000"/>
           <w:sz w:val="32"/>
           <w:szCs w:val="32"/>
-          <w:lang w:eastAsia="en-GB" w:bidi="he-IL"/>
+          <w:lang w:val="en-GB"/>
         </w:rPr>
       </w:pPr>
       <w:r>
@@ -32,7 +32,7 @@
           <w:sz w:val="32"/>
           <w:szCs w:val="32"/>
         </w:rPr>
-        <w:t xml:space="preserve">Второ́е </w:t>
+        <w:t>в</w:t>
       </w:r>
       <w:r>
         <w:rPr>
@@ -41,7 +41,7 @@
           <w:sz w:val="32"/>
           <w:szCs w:val="32"/>
         </w:rPr>
-        <w:t xml:space="preserve">къ </w:t>
+        <w:t xml:space="preserve">торо́е </w:t>
       </w:r>
       <w:r>
         <w:rPr>
@@ -50,7 +50,16 @@
           <w:sz w:val="32"/>
           <w:szCs w:val="32"/>
         </w:rPr>
-        <w:t>С</w:t>
+        <w:t xml:space="preserve">къ </w:t>
+      </w:r>
+      <w:r>
+        <w:rPr>
+          <w:rFonts w:ascii="Pochaevsk" w:hAnsi="Pochaevsk"/>
+          <w:color w:val="C00000"/>
+          <w:sz w:val="32"/>
+          <w:szCs w:val="32"/>
+        </w:rPr>
+        <w:t>с</w:t>
       </w:r>
       <w:r>
         <w:rPr>
@@ -94,8 +103,9 @@
           <w:color w:val="C00000"/>
           <w:sz w:val="32"/>
           <w:szCs w:val="32"/>
-        </w:rPr>
-        <w:br/>
+          <w:lang w:val="en-GB"/>
+        </w:rPr>
+        <w:t xml:space="preserve"> </w:t>
       </w:r>
       <w:r>
         <w:rPr>
@@ -104,7 +114,7 @@
           <w:sz w:val="32"/>
           <w:szCs w:val="32"/>
         </w:rPr>
-        <w:t>С</w:t>
+        <w:t>с</w:t>
       </w:r>
       <w:r>
         <w:rPr>
@@ -149,7 +159,16 @@
           <w:sz w:val="32"/>
           <w:szCs w:val="32"/>
         </w:rPr>
-        <w:t>Па</w:t>
+        <w:t>п</w:t>
+      </w:r>
+      <w:r>
+        <w:rPr>
+          <w:rFonts w:ascii="Pochaevsk" w:hAnsi="Pochaevsk" w:cs="Cambria"/>
+          <w:color w:val="C00000"/>
+          <w:sz w:val="32"/>
+          <w:szCs w:val="32"/>
+        </w:rPr>
+        <w:t>а</w:t>
       </w:r>
       <w:r>
         <w:rPr>
@@ -6675,253 +6694,253 @@
           <w:rFonts w:ascii="Pochaevsk" w:hAnsi="Pochaevsk" w:cs="Cambria"/>
           <w:color w:val="202122"/>
         </w:rPr>
+        <w:t>но</w:t>
+      </w:r>
+      <w:r>
+        <w:rPr>
+          <w:rFonts w:ascii="Pochaevsk" w:hAnsi="Pochaevsk"/>
+          <w:color w:val="202122"/>
+        </w:rPr>
+        <w:t xml:space="preserve"> </w:t>
+      </w:r>
+      <w:r>
+        <w:rPr>
+          <w:rFonts w:ascii="Pochaevsk" w:hAnsi="Pochaevsk" w:cs="Cambria"/>
+          <w:color w:val="202122"/>
+        </w:rPr>
+        <w:t>благоволи</w:t>
+      </w:r>
+      <w:r>
+        <w:rPr>
+          <w:rFonts w:ascii="Pochaevsk" w:hAnsi="Pochaevsk"/>
+          <w:color w:val="202122"/>
+        </w:rPr>
+        <w:t>́</w:t>
+      </w:r>
+      <w:r>
+        <w:rPr>
+          <w:rFonts w:ascii="Pochaevsk" w:hAnsi="Pochaevsk" w:cs="Cambria"/>
+          <w:color w:val="202122"/>
+        </w:rPr>
+        <w:t>вшїи</w:t>
+      </w:r>
+      <w:r>
+        <w:rPr>
+          <w:rFonts w:ascii="Pochaevsk" w:hAnsi="Pochaevsk"/>
+          <w:color w:val="202122"/>
+        </w:rPr>
+        <w:t xml:space="preserve"> </w:t>
+      </w:r>
+      <w:r>
+        <w:rPr>
+          <w:rFonts w:ascii="Pochaevsk" w:hAnsi="Pochaevsk" w:cs="Cambria"/>
+          <w:color w:val="202122"/>
+        </w:rPr>
+        <w:t>въ</w:t>
+      </w:r>
+      <w:r>
+        <w:rPr>
+          <w:rFonts w:ascii="Pochaevsk" w:hAnsi="Pochaevsk"/>
+          <w:color w:val="202122"/>
+        </w:rPr>
+        <w:t xml:space="preserve"> </w:t>
+      </w:r>
+      <w:r>
+        <w:rPr>
+          <w:rFonts w:ascii="Pochaevsk" w:hAnsi="Pochaevsk" w:cs="Cambria"/>
+          <w:color w:val="202122"/>
+        </w:rPr>
+        <w:t>непра</w:t>
+      </w:r>
+      <w:r>
+        <w:rPr>
+          <w:rFonts w:ascii="Pochaevsk" w:hAnsi="Pochaevsk"/>
+          <w:color w:val="202122"/>
+        </w:rPr>
+        <w:t>́</w:t>
+      </w:r>
+      <w:r>
+        <w:rPr>
+          <w:rFonts w:ascii="Pochaevsk" w:hAnsi="Pochaevsk" w:cs="Cambria"/>
+          <w:color w:val="202122"/>
+        </w:rPr>
+        <w:t>вдѣ</w:t>
+      </w:r>
+      <w:r>
+        <w:rPr>
+          <w:rFonts w:ascii="Pochaevsk" w:hAnsi="Pochaevsk"/>
+          <w:color w:val="202122"/>
+        </w:rPr>
+        <w:t>.</w:t>
+      </w:r>
+      <w:r>
+        <w:rPr>
+          <w:rFonts w:ascii="Pochaevsk" w:hAnsi="Pochaevsk" w:cs="Cambria"/>
+          <w:color w:val="202122"/>
+        </w:rPr>
+        <w:t> </w:t>
+      </w:r>
+      <w:r>
+        <w:rPr>
+          <w:rStyle w:val="smaller"/>
+          <w:rFonts w:ascii="Pochaevsk" w:hAnsi="Pochaevsk"/>
+          <w:color w:val="B22222"/>
+        </w:rPr>
+        <w:t>г҃і</w:t>
+      </w:r>
+      <w:r>
+        <w:rPr>
+          <w:rFonts w:ascii="Pochaevsk" w:hAnsi="Pochaevsk"/>
+          <w:color w:val="202122"/>
+        </w:rPr>
+        <w:t> Мы́ же до́лжни є҆смы̀ благодари́ти бг҃а всегда̀ ѡ҆ ва́съ, бра́тїе возлю́бленнаѧ ѿ гд</w:t>
+      </w:r>
+      <w:r>
+        <w:rPr>
+          <w:rFonts w:ascii="Pochaevsk" w:hAnsi="Pochaevsk" w:cs="Segoe UI"/>
+          <w:color w:val="202122"/>
+        </w:rPr>
+        <w:t>ⷭ</w:t>
+      </w:r>
+      <w:r>
+        <w:rPr>
+          <w:rFonts w:ascii="Pochaevsk" w:hAnsi="Pochaevsk" w:cs="Cambria"/>
+          <w:color w:val="202122"/>
+        </w:rPr>
+        <w:t>҇а</w:t>
+      </w:r>
+      <w:r>
+        <w:rPr>
+          <w:rFonts w:ascii="Pochaevsk" w:hAnsi="Pochaevsk"/>
+          <w:color w:val="202122"/>
+        </w:rPr>
+        <w:t xml:space="preserve">, </w:t>
+      </w:r>
+      <w:r>
+        <w:rPr>
+          <w:rFonts w:ascii="Pochaevsk" w:hAnsi="Pochaevsk" w:cs="Segoe UI"/>
+          <w:color w:val="202122"/>
+        </w:rPr>
+        <w:t>ꙗ</w:t>
+      </w:r>
+      <w:r>
+        <w:rPr>
+          <w:rFonts w:ascii="Pochaevsk" w:hAnsi="Pochaevsk" w:cs="Cambria"/>
+          <w:color w:val="202122"/>
+        </w:rPr>
+        <w:t>҆</w:t>
+      </w:r>
+      <w:r>
+        <w:rPr>
+          <w:rFonts w:ascii="Pochaevsk" w:hAnsi="Pochaevsk"/>
+          <w:color w:val="202122"/>
+        </w:rPr>
+        <w:t>́</w:t>
+      </w:r>
+      <w:r>
+        <w:rPr>
+          <w:rFonts w:ascii="Pochaevsk" w:hAnsi="Pochaevsk" w:cs="Cambria"/>
+          <w:color w:val="202122"/>
+        </w:rPr>
+        <w:t>кѡ</w:t>
+      </w:r>
+      <w:r>
+        <w:rPr>
+          <w:rFonts w:ascii="Pochaevsk" w:hAnsi="Pochaevsk"/>
+          <w:color w:val="202122"/>
+        </w:rPr>
+        <w:t xml:space="preserve"> </w:t>
+      </w:r>
+      <w:r>
+        <w:rPr>
+          <w:rFonts w:ascii="Pochaevsk" w:hAnsi="Pochaevsk" w:cs="Cambria"/>
+          <w:color w:val="202122"/>
+        </w:rPr>
+        <w:t>и҆збра</w:t>
+      </w:r>
+      <w:r>
+        <w:rPr>
+          <w:rFonts w:ascii="Pochaevsk" w:hAnsi="Pochaevsk"/>
+          <w:color w:val="202122"/>
+        </w:rPr>
+        <w:t>́</w:t>
+      </w:r>
+      <w:r>
+        <w:rPr>
+          <w:rFonts w:ascii="Pochaevsk" w:hAnsi="Pochaevsk" w:cs="Cambria"/>
+          <w:color w:val="202122"/>
+        </w:rPr>
+        <w:t>лъ</w:t>
+      </w:r>
+      <w:r>
+        <w:rPr>
+          <w:rFonts w:ascii="Pochaevsk" w:hAnsi="Pochaevsk"/>
+          <w:color w:val="202122"/>
+        </w:rPr>
+        <w:t xml:space="preserve"> </w:t>
+      </w:r>
+      <w:r>
+        <w:rPr>
+          <w:rFonts w:ascii="Pochaevsk" w:hAnsi="Pochaevsk" w:cs="Cambria"/>
+          <w:color w:val="202122"/>
+        </w:rPr>
+        <w:t>є҆</w:t>
+      </w:r>
+      <w:r>
+        <w:rPr>
+          <w:rFonts w:ascii="Pochaevsk" w:hAnsi="Pochaevsk"/>
+          <w:color w:val="202122"/>
+        </w:rPr>
+        <w:t>́</w:t>
+      </w:r>
+      <w:r>
+        <w:rPr>
+          <w:rFonts w:ascii="Pochaevsk" w:hAnsi="Pochaevsk" w:cs="Cambria"/>
+          <w:color w:val="202122"/>
+        </w:rPr>
+        <w:t>сть</w:t>
+      </w:r>
+      <w:r>
+        <w:rPr>
+          <w:rFonts w:ascii="Pochaevsk" w:hAnsi="Pochaevsk"/>
+          <w:color w:val="202122"/>
+        </w:rPr>
+        <w:t xml:space="preserve"> </w:t>
+      </w:r>
+      <w:r>
+        <w:rPr>
+          <w:rFonts w:ascii="Pochaevsk" w:hAnsi="Pochaevsk" w:cs="Cambria"/>
+          <w:color w:val="202122"/>
+        </w:rPr>
+        <w:t>ва</w:t>
+      </w:r>
+      <w:r>
+        <w:rPr>
+          <w:rFonts w:ascii="Pochaevsk" w:hAnsi="Pochaevsk"/>
+          <w:color w:val="202122"/>
+        </w:rPr>
+        <w:t>́</w:t>
+      </w:r>
+      <w:r>
+        <w:rPr>
+          <w:rFonts w:ascii="Pochaevsk" w:hAnsi="Pochaevsk" w:cs="Cambria"/>
+          <w:color w:val="202122"/>
+        </w:rPr>
+        <w:t>съ</w:t>
+      </w:r>
+      <w:r>
+        <w:rPr>
+          <w:rFonts w:ascii="Pochaevsk" w:hAnsi="Pochaevsk"/>
+          <w:color w:val="202122"/>
+        </w:rPr>
+        <w:t xml:space="preserve"> </w:t>
+      </w:r>
+      <w:r>
+        <w:rPr>
+          <w:rFonts w:ascii="Pochaevsk" w:hAnsi="Pochaevsk" w:cs="Cambria"/>
+          <w:color w:val="202122"/>
+        </w:rPr>
         <w:lastRenderedPageBreak/>
-        <w:t>но</w:t>
-      </w:r>
-      <w:r>
-        <w:rPr>
-          <w:rFonts w:ascii="Pochaevsk" w:hAnsi="Pochaevsk"/>
-          <w:color w:val="202122"/>
-        </w:rPr>
-        <w:t xml:space="preserve"> </w:t>
-      </w:r>
-      <w:r>
-        <w:rPr>
-          <w:rFonts w:ascii="Pochaevsk" w:hAnsi="Pochaevsk" w:cs="Cambria"/>
-          <w:color w:val="202122"/>
-        </w:rPr>
-        <w:t>благоволи</w:t>
-      </w:r>
-      <w:r>
-        <w:rPr>
-          <w:rFonts w:ascii="Pochaevsk" w:hAnsi="Pochaevsk"/>
-          <w:color w:val="202122"/>
-        </w:rPr>
-        <w:t>́</w:t>
-      </w:r>
-      <w:r>
-        <w:rPr>
-          <w:rFonts w:ascii="Pochaevsk" w:hAnsi="Pochaevsk" w:cs="Cambria"/>
-          <w:color w:val="202122"/>
-        </w:rPr>
-        <w:t>вшїи</w:t>
-      </w:r>
-      <w:r>
-        <w:rPr>
-          <w:rFonts w:ascii="Pochaevsk" w:hAnsi="Pochaevsk"/>
-          <w:color w:val="202122"/>
-        </w:rPr>
-        <w:t xml:space="preserve"> </w:t>
-      </w:r>
-      <w:r>
-        <w:rPr>
-          <w:rFonts w:ascii="Pochaevsk" w:hAnsi="Pochaevsk" w:cs="Cambria"/>
-          <w:color w:val="202122"/>
-        </w:rPr>
-        <w:t>въ</w:t>
-      </w:r>
-      <w:r>
-        <w:rPr>
-          <w:rFonts w:ascii="Pochaevsk" w:hAnsi="Pochaevsk"/>
-          <w:color w:val="202122"/>
-        </w:rPr>
-        <w:t xml:space="preserve"> </w:t>
-      </w:r>
-      <w:r>
-        <w:rPr>
-          <w:rFonts w:ascii="Pochaevsk" w:hAnsi="Pochaevsk" w:cs="Cambria"/>
-          <w:color w:val="202122"/>
-        </w:rPr>
-        <w:t>непра</w:t>
-      </w:r>
-      <w:r>
-        <w:rPr>
-          <w:rFonts w:ascii="Pochaevsk" w:hAnsi="Pochaevsk"/>
-          <w:color w:val="202122"/>
-        </w:rPr>
-        <w:t>́</w:t>
-      </w:r>
-      <w:r>
-        <w:rPr>
-          <w:rFonts w:ascii="Pochaevsk" w:hAnsi="Pochaevsk" w:cs="Cambria"/>
-          <w:color w:val="202122"/>
-        </w:rPr>
-        <w:t>вдѣ</w:t>
-      </w:r>
-      <w:r>
-        <w:rPr>
-          <w:rFonts w:ascii="Pochaevsk" w:hAnsi="Pochaevsk"/>
-          <w:color w:val="202122"/>
-        </w:rPr>
-        <w:t>.</w:t>
-      </w:r>
-      <w:r>
-        <w:rPr>
-          <w:rFonts w:ascii="Pochaevsk" w:hAnsi="Pochaevsk" w:cs="Cambria"/>
-          <w:color w:val="202122"/>
-        </w:rPr>
-        <w:t> </w:t>
-      </w:r>
-      <w:r>
-        <w:rPr>
-          <w:rStyle w:val="smaller"/>
-          <w:rFonts w:ascii="Pochaevsk" w:hAnsi="Pochaevsk"/>
-          <w:color w:val="B22222"/>
-        </w:rPr>
-        <w:t>г҃і</w:t>
-      </w:r>
-      <w:r>
-        <w:rPr>
-          <w:rFonts w:ascii="Pochaevsk" w:hAnsi="Pochaevsk"/>
-          <w:color w:val="202122"/>
-        </w:rPr>
-        <w:t> Мы́ же до́лжни є҆смы̀ благодари́ти бг҃а всегда̀ ѡ҆ ва́съ, бра́тїе возлю́бленнаѧ ѿ гд</w:t>
-      </w:r>
-      <w:r>
-        <w:rPr>
-          <w:rFonts w:ascii="Pochaevsk" w:hAnsi="Pochaevsk" w:cs="Segoe UI"/>
-          <w:color w:val="202122"/>
-        </w:rPr>
-        <w:t>ⷭ</w:t>
-      </w:r>
-      <w:r>
-        <w:rPr>
-          <w:rFonts w:ascii="Pochaevsk" w:hAnsi="Pochaevsk" w:cs="Cambria"/>
-          <w:color w:val="202122"/>
-        </w:rPr>
-        <w:t>҇а</w:t>
-      </w:r>
-      <w:r>
-        <w:rPr>
-          <w:rFonts w:ascii="Pochaevsk" w:hAnsi="Pochaevsk"/>
-          <w:color w:val="202122"/>
-        </w:rPr>
-        <w:t xml:space="preserve">, </w:t>
-      </w:r>
-      <w:r>
-        <w:rPr>
-          <w:rFonts w:ascii="Pochaevsk" w:hAnsi="Pochaevsk" w:cs="Segoe UI"/>
-          <w:color w:val="202122"/>
-        </w:rPr>
-        <w:t>ꙗ</w:t>
-      </w:r>
-      <w:r>
-        <w:rPr>
-          <w:rFonts w:ascii="Pochaevsk" w:hAnsi="Pochaevsk" w:cs="Cambria"/>
-          <w:color w:val="202122"/>
-        </w:rPr>
-        <w:t>҆</w:t>
-      </w:r>
-      <w:r>
-        <w:rPr>
-          <w:rFonts w:ascii="Pochaevsk" w:hAnsi="Pochaevsk"/>
-          <w:color w:val="202122"/>
-        </w:rPr>
-        <w:t>́</w:t>
-      </w:r>
-      <w:r>
-        <w:rPr>
-          <w:rFonts w:ascii="Pochaevsk" w:hAnsi="Pochaevsk" w:cs="Cambria"/>
-          <w:color w:val="202122"/>
-        </w:rPr>
-        <w:t>кѡ</w:t>
-      </w:r>
-      <w:r>
-        <w:rPr>
-          <w:rFonts w:ascii="Pochaevsk" w:hAnsi="Pochaevsk"/>
-          <w:color w:val="202122"/>
-        </w:rPr>
-        <w:t xml:space="preserve"> </w:t>
-      </w:r>
-      <w:r>
-        <w:rPr>
-          <w:rFonts w:ascii="Pochaevsk" w:hAnsi="Pochaevsk" w:cs="Cambria"/>
-          <w:color w:val="202122"/>
-        </w:rPr>
-        <w:t>и҆збра</w:t>
-      </w:r>
-      <w:r>
-        <w:rPr>
-          <w:rFonts w:ascii="Pochaevsk" w:hAnsi="Pochaevsk"/>
-          <w:color w:val="202122"/>
-        </w:rPr>
-        <w:t>́</w:t>
-      </w:r>
-      <w:r>
-        <w:rPr>
-          <w:rFonts w:ascii="Pochaevsk" w:hAnsi="Pochaevsk" w:cs="Cambria"/>
-          <w:color w:val="202122"/>
-        </w:rPr>
-        <w:t>лъ</w:t>
-      </w:r>
-      <w:r>
-        <w:rPr>
-          <w:rFonts w:ascii="Pochaevsk" w:hAnsi="Pochaevsk"/>
-          <w:color w:val="202122"/>
-        </w:rPr>
-        <w:t xml:space="preserve"> </w:t>
-      </w:r>
-      <w:r>
-        <w:rPr>
-          <w:rFonts w:ascii="Pochaevsk" w:hAnsi="Pochaevsk" w:cs="Cambria"/>
-          <w:color w:val="202122"/>
-        </w:rPr>
-        <w:t>є҆</w:t>
-      </w:r>
-      <w:r>
-        <w:rPr>
-          <w:rFonts w:ascii="Pochaevsk" w:hAnsi="Pochaevsk"/>
-          <w:color w:val="202122"/>
-        </w:rPr>
-        <w:t>́</w:t>
-      </w:r>
-      <w:r>
-        <w:rPr>
-          <w:rFonts w:ascii="Pochaevsk" w:hAnsi="Pochaevsk" w:cs="Cambria"/>
-          <w:color w:val="202122"/>
-        </w:rPr>
-        <w:t>сть</w:t>
-      </w:r>
-      <w:r>
-        <w:rPr>
-          <w:rFonts w:ascii="Pochaevsk" w:hAnsi="Pochaevsk"/>
-          <w:color w:val="202122"/>
-        </w:rPr>
-        <w:t xml:space="preserve"> </w:t>
-      </w:r>
-      <w:r>
-        <w:rPr>
-          <w:rFonts w:ascii="Pochaevsk" w:hAnsi="Pochaevsk" w:cs="Cambria"/>
-          <w:color w:val="202122"/>
-        </w:rPr>
-        <w:t>ва</w:t>
-      </w:r>
-      <w:r>
-        <w:rPr>
-          <w:rFonts w:ascii="Pochaevsk" w:hAnsi="Pochaevsk"/>
-          <w:color w:val="202122"/>
-        </w:rPr>
-        <w:t>́</w:t>
-      </w:r>
-      <w:r>
-        <w:rPr>
-          <w:rFonts w:ascii="Pochaevsk" w:hAnsi="Pochaevsk" w:cs="Cambria"/>
-          <w:color w:val="202122"/>
-        </w:rPr>
-        <w:t>съ</w:t>
-      </w:r>
-      <w:r>
-        <w:rPr>
-          <w:rFonts w:ascii="Pochaevsk" w:hAnsi="Pochaevsk"/>
-          <w:color w:val="202122"/>
-        </w:rPr>
-        <w:t xml:space="preserve"> </w:t>
-      </w:r>
-      <w:r>
-        <w:rPr>
-          <w:rFonts w:ascii="Pochaevsk" w:hAnsi="Pochaevsk" w:cs="Cambria"/>
-          <w:color w:val="202122"/>
-        </w:rPr>
         <w:t>бг҃ъ</w:t>
       </w:r>
       <w:r>
